--- a/ind/docx/002.content.docx
+++ b/ind/docx/002.content.docx
@@ -150,26 +150,6 @@
           <w:lang w:val="id_ID" w:bidi="id_ID"/>
         </w:rPr>
         <w:t>I</w:t>
-      </w:r>
-      <w:r>
-        <w:rPr>
-          <w:lang w:val="id_ID" w:bidi="id_ID"/>
-        </w:rPr>
-      </w:r>
-    </w:p>
-    <w:p>
-      <w:pPr/>
-      <w:r>
-        <w:rPr>
-          <w:lang w:val="id_ID" w:bidi="id_ID"/>
-        </w:rPr>
-      </w:r>
-      <w:r>
-        <w:rPr>
-          <w:i/>
-          <w:lang w:val="id_ID" w:bidi="id_ID"/>
-        </w:rPr>
-        <w:t>Iman dan Perbuatan Baik</w:t>
       </w:r>
       <w:r>
         <w:rPr>

--- a/ind/docx/002.content.docx
+++ b/ind/docx/002.content.docx
@@ -19,7 +19,7 @@
         <w:rPr>
           <w:lang w:val="id_ID" w:bidi="id_ID"/>
         </w:rPr>
-        <w:t>Resource: Study Notes - Themes (Tyndale)</w:t>
+        <w:t>Resource: Tyndale Open Study Notes</w:t>
       </w:r>
       <w:r>
         <w:rPr>
@@ -112,7 +112,7 @@
         <w:rPr>
           <w:lang w:val="id_ID" w:bidi="id_ID"/>
         </w:rPr>
-        <w:t>Study Notes - Themes (Tyndale)</w:t>
+        <w:t>Tyndale Open Study Notes</w:t>
       </w:r>
     </w:p>
     <w:p>

--- a/ind/docx/002.content.docx
+++ b/ind/docx/002.content.docx
@@ -19,7 +19,7 @@
         <w:rPr>
           <w:lang w:val="id_ID" w:bidi="id_ID"/>
         </w:rPr>
-        <w:t>Resource: Tyndale Open Study Notes</w:t>
+        <w:t>Resource: Aquifer Open Study Notes (Themes)</w:t>
       </w:r>
       <w:r>
         <w:rPr>
@@ -112,7 +112,7 @@
         <w:rPr>
           <w:lang w:val="id_ID" w:bidi="id_ID"/>
         </w:rPr>
-        <w:t>Tyndale Open Study Notes</w:t>
+        <w:t>Aquifer Open Study Notes (Themes)</w:t>
       </w:r>
     </w:p>
     <w:p>

--- a/ind/docx/002.content.docx
+++ b/ind/docx/002.content.docx
@@ -233,54 +233,36 @@
         </w:rPr>
         <w:t xml:space="preserve">Yesus tidak mengajarkan bahwa kita diselamatkan oleh melakukan perbuatan baik ("perbuatan-perbuatan"). Sebaliknya, Dia mengajarkan bahwa kita perlu mengalami perubahan dari dalam. Perubahan ini (atau pertobatan) terjadi ketika Allah bekerja dalam diri kita melalui kasih karunia-Nya. Ketika Allah mengubah kita, kita secara alami mulai hidup dengan cara yang berbeda dan menaati-Nya. Ketika seseorang memiliki hubungan yang nyata dengan Yesus Kristus, mereka akan melakukan hal-hal yang baik sebagai hasilnya (lihat, contohnya, </w:t>
       </w:r>
-      <w:hyperlink r:id="rId13">
-        <w:r>
-          <w:rPr>
-            <w:lang w:val="id_ID" w:bidi="id_ID"/>
-          </w:rPr>
-          <w:rPr>
-            <w:color w:val="0000EE"/>
-            <w:u w:val="single"/>
-          </w:rPr>
-          <w:t>Mat. 7:15–20</w:t>
-        </w:r>
-      </w:hyperlink>
+      <w:r>
+        <w:rPr>
+          <w:lang w:val="id_ID" w:bidi="id_ID"/>
+        </w:rPr>
+        <w:t>Mat. 7:15–20</w:t>
+      </w:r>
       <w:r>
         <w:rPr>
           <w:lang w:val="id_ID" w:bidi="id_ID"/>
         </w:rPr>
         <w:t xml:space="preserve">; </w:t>
       </w:r>
-      <w:hyperlink r:id="rId14">
-        <w:r>
-          <w:rPr>
-            <w:lang w:val="id_ID" w:bidi="id_ID"/>
-          </w:rPr>
-          <w:rPr>
-            <w:color w:val="0000EE"/>
-            <w:u w:val="single"/>
-          </w:rPr>
-          <w:t>12:33–37</w:t>
-        </w:r>
-      </w:hyperlink>
+      <w:r>
+        <w:rPr>
+          <w:lang w:val="id_ID" w:bidi="id_ID"/>
+        </w:rPr>
+        <w:t>12:33–37</w:t>
+      </w:r>
       <w:r>
         <w:rPr>
           <w:lang w:val="id_ID" w:bidi="id_ID"/>
         </w:rPr>
         <w:t xml:space="preserve">; </w:t>
       </w:r>
-      <w:hyperlink r:id="rId15">
-        <w:r>
-          <w:rPr>
-            <w:lang w:val="id_ID" w:bidi="id_ID"/>
-          </w:rPr>
-          <w:rPr>
-            <w:color w:val="0000EE"/>
-            <w:u w:val="single"/>
-          </w:rPr>
-          <w:t>15:15–20</w:t>
-        </w:r>
-      </w:hyperlink>
+      <w:r>
+        <w:rPr>
+          <w:lang w:val="id_ID" w:bidi="id_ID"/>
+        </w:rPr>
+        <w:t>15:15–20</w:t>
+      </w:r>
       <w:r>
         <w:rPr>
           <w:lang w:val="id_ID" w:bidi="id_ID"/>
@@ -301,162 +283,108 @@
         </w:rPr>
         <w:t xml:space="preserve">Perumpamaan tentang domba dan kambing menunjukkan bagaimana iman dan perbuatan saling berkaitan erat. Kaitan antara iman, perbuatan, dan pengesahan terakhir dari Allah adalah tema umum dalam pengajaran Yesus (contohnya, </w:t>
       </w:r>
-      <w:hyperlink r:id="rId16">
-        <w:r>
-          <w:rPr>
-            <w:lang w:val="id_ID" w:bidi="id_ID"/>
-          </w:rPr>
-          <w:rPr>
-            <w:color w:val="0000EE"/>
-            <w:u w:val="single"/>
-          </w:rPr>
-          <w:t>Mat. 7:13–27</w:t>
-        </w:r>
-      </w:hyperlink>
+      <w:r>
+        <w:rPr>
+          <w:lang w:val="id_ID" w:bidi="id_ID"/>
+        </w:rPr>
+        <w:t>Mat. 7:13–27</w:t>
+      </w:r>
       <w:r>
         <w:rPr>
           <w:lang w:val="id_ID" w:bidi="id_ID"/>
         </w:rPr>
         <w:t xml:space="preserve">; </w:t>
       </w:r>
-      <w:hyperlink r:id="rId17">
-        <w:r>
-          <w:rPr>
-            <w:lang w:val="id_ID" w:bidi="id_ID"/>
-          </w:rPr>
-          <w:rPr>
-            <w:color w:val="0000EE"/>
-            <w:u w:val="single"/>
-          </w:rPr>
-          <w:t>13:3–9</w:t>
-        </w:r>
-      </w:hyperlink>
+      <w:r>
+        <w:rPr>
+          <w:lang w:val="id_ID" w:bidi="id_ID"/>
+        </w:rPr>
+        <w:t>13:3–9</w:t>
+      </w:r>
       <w:r>
         <w:rPr>
           <w:lang w:val="id_ID" w:bidi="id_ID"/>
         </w:rPr>
         <w:t xml:space="preserve">, </w:t>
       </w:r>
-      <w:hyperlink r:id="rId18">
-        <w:r>
-          <w:rPr>
-            <w:lang w:val="id_ID" w:bidi="id_ID"/>
-          </w:rPr>
-          <w:rPr>
-            <w:color w:val="0000EE"/>
-            <w:u w:val="single"/>
-          </w:rPr>
-          <w:t>18–23</w:t>
-        </w:r>
-      </w:hyperlink>
+      <w:r>
+        <w:rPr>
+          <w:lang w:val="id_ID" w:bidi="id_ID"/>
+        </w:rPr>
+        <w:t>18–23</w:t>
+      </w:r>
       <w:r>
         <w:rPr>
           <w:lang w:val="id_ID" w:bidi="id_ID"/>
         </w:rPr>
         <w:t xml:space="preserve">; </w:t>
       </w:r>
-      <w:hyperlink r:id="rId19">
-        <w:r>
-          <w:rPr>
-            <w:lang w:val="id_ID" w:bidi="id_ID"/>
-          </w:rPr>
-          <w:rPr>
-            <w:color w:val="0000EE"/>
-            <w:u w:val="single"/>
-          </w:rPr>
-          <w:t>16:27</w:t>
-        </w:r>
-      </w:hyperlink>
+      <w:r>
+        <w:rPr>
+          <w:lang w:val="id_ID" w:bidi="id_ID"/>
+        </w:rPr>
+        <w:t>16:27</w:t>
+      </w:r>
       <w:r>
         <w:rPr>
           <w:lang w:val="id_ID" w:bidi="id_ID"/>
         </w:rPr>
         <w:t>). Bagi Yesus, perbuatan yang nyata menunjukkan iman, yang dimulai dengan pertobatan. Pertobatan adalah perubahan hati dan pikiran yang membuat seseorang berhenti berbuat dosa dan menjadi lebih taat kepada Allah (</w:t>
       </w:r>
-      <w:hyperlink r:id="rId20">
-        <w:r>
-          <w:rPr>
-            <w:lang w:val="id_ID" w:bidi="id_ID"/>
-          </w:rPr>
-          <w:rPr>
-            <w:color w:val="0000EE"/>
-            <w:u w:val="single"/>
-          </w:rPr>
-          <w:t>Mat. 4:17</w:t>
-        </w:r>
-      </w:hyperlink>
+      <w:r>
+        <w:rPr>
+          <w:lang w:val="id_ID" w:bidi="id_ID"/>
+        </w:rPr>
+        <w:t>Mat. 4:17</w:t>
+      </w:r>
       <w:r>
         <w:rPr>
           <w:lang w:val="id_ID" w:bidi="id_ID"/>
         </w:rPr>
         <w:t xml:space="preserve">; lihat juga </w:t>
       </w:r>
-      <w:hyperlink r:id="rId21">
-        <w:r>
-          <w:rPr>
-            <w:lang w:val="id_ID" w:bidi="id_ID"/>
-          </w:rPr>
-          <w:rPr>
-            <w:color w:val="0000EE"/>
-            <w:u w:val="single"/>
-          </w:rPr>
-          <w:t>Mat. 3:2</w:t>
-        </w:r>
-      </w:hyperlink>
+      <w:r>
+        <w:rPr>
+          <w:lang w:val="id_ID" w:bidi="id_ID"/>
+        </w:rPr>
+        <w:t>Mat. 3:2</w:t>
+      </w:r>
       <w:r>
         <w:rPr>
           <w:lang w:val="id_ID" w:bidi="id_ID"/>
         </w:rPr>
         <w:t xml:space="preserve">, </w:t>
       </w:r>
-      <w:hyperlink r:id="rId22">
-        <w:r>
-          <w:rPr>
-            <w:lang w:val="id_ID" w:bidi="id_ID"/>
-          </w:rPr>
-          <w:rPr>
-            <w:color w:val="0000EE"/>
-            <w:u w:val="single"/>
-          </w:rPr>
-          <w:t>8–10</w:t>
-        </w:r>
-      </w:hyperlink>
+      <w:r>
+        <w:rPr>
+          <w:lang w:val="id_ID" w:bidi="id_ID"/>
+        </w:rPr>
+        <w:t>8–10</w:t>
+      </w:r>
       <w:r>
         <w:rPr>
           <w:lang w:val="id_ID" w:bidi="id_ID"/>
         </w:rPr>
         <w:t xml:space="preserve">; </w:t>
       </w:r>
-      <w:hyperlink r:id="rId23">
-        <w:r>
-          <w:rPr>
-            <w:lang w:val="id_ID" w:bidi="id_ID"/>
-          </w:rPr>
-          <w:rPr>
-            <w:color w:val="0000EE"/>
-            <w:u w:val="single"/>
-          </w:rPr>
-          <w:t>11:20–24</w:t>
-        </w:r>
-      </w:hyperlink>
+      <w:r>
+        <w:rPr>
+          <w:lang w:val="id_ID" w:bidi="id_ID"/>
+        </w:rPr>
+        <w:t>11:20–24</w:t>
+      </w:r>
       <w:r>
         <w:rPr>
           <w:lang w:val="id_ID" w:bidi="id_ID"/>
         </w:rPr>
         <w:t xml:space="preserve">; </w:t>
       </w:r>
-      <w:hyperlink r:id="rId24">
-        <w:r>
-          <w:rPr>
-            <w:lang w:val="id_ID" w:bidi="id_ID"/>
-          </w:rPr>
-          <w:rPr>
-            <w:color w:val="0000EE"/>
-            <w:u w:val="single"/>
-          </w:rPr>
-          <w:t>12:38–42</w:t>
-        </w:r>
-      </w:hyperlink>
+      <w:r>
+        <w:rPr>
+          <w:lang w:val="id_ID" w:bidi="id_ID"/>
+        </w:rPr>
+        <w:t>12:38–42</w:t>
+      </w:r>
       <w:r>
         <w:rPr>
           <w:lang w:val="id_ID" w:bidi="id_ID"/>
@@ -477,216 +405,144 @@
         </w:rPr>
         <w:t xml:space="preserve">Beberapa orang salah memahami apa arti keselamatan oleh kasih karunia Allah. Hal ini telah menciptakan perbedaan yang keliru antara iman dan perbuatan. Keselamatan tidak berasal dari perbuatan semata, tetapi juga mencakup perbuatan itu sendiri (lihat </w:t>
       </w:r>
-      <w:hyperlink r:id="rId25">
-        <w:r>
-          <w:rPr>
-            <w:lang w:val="id_ID" w:bidi="id_ID"/>
-          </w:rPr>
-          <w:rPr>
-            <w:color w:val="0000EE"/>
-            <w:u w:val="single"/>
-          </w:rPr>
-          <w:t>Gal. 5:6</w:t>
-        </w:r>
-      </w:hyperlink>
+      <w:r>
+        <w:rPr>
+          <w:lang w:val="id_ID" w:bidi="id_ID"/>
+        </w:rPr>
+        <w:t>Gal. 5:6</w:t>
+      </w:r>
       <w:r>
         <w:rPr>
           <w:lang w:val="id_ID" w:bidi="id_ID"/>
         </w:rPr>
         <w:t xml:space="preserve">, </w:t>
       </w:r>
-      <w:hyperlink r:id="rId26">
-        <w:r>
-          <w:rPr>
-            <w:lang w:val="id_ID" w:bidi="id_ID"/>
-          </w:rPr>
-          <w:rPr>
-            <w:color w:val="0000EE"/>
-            <w:u w:val="single"/>
-          </w:rPr>
-          <w:t>21</w:t>
-        </w:r>
-      </w:hyperlink>
+      <w:r>
+        <w:rPr>
+          <w:lang w:val="id_ID" w:bidi="id_ID"/>
+        </w:rPr>
+        <w:t>21</w:t>
+      </w:r>
       <w:r>
         <w:rPr>
           <w:lang w:val="id_ID" w:bidi="id_ID"/>
         </w:rPr>
         <w:t xml:space="preserve">; </w:t>
       </w:r>
-      <w:hyperlink r:id="rId27">
-        <w:r>
-          <w:rPr>
-            <w:lang w:val="id_ID" w:bidi="id_ID"/>
-          </w:rPr>
-          <w:rPr>
-            <w:color w:val="0000EE"/>
-            <w:u w:val="single"/>
-          </w:rPr>
-          <w:t>Ef. 2:10</w:t>
-        </w:r>
-      </w:hyperlink>
+      <w:r>
+        <w:rPr>
+          <w:lang w:val="id_ID" w:bidi="id_ID"/>
+        </w:rPr>
+        <w:t>Ef. 2:10</w:t>
+      </w:r>
       <w:r>
         <w:rPr>
           <w:lang w:val="id_ID" w:bidi="id_ID"/>
         </w:rPr>
         <w:t xml:space="preserve">; </w:t>
       </w:r>
-      <w:hyperlink r:id="rId28">
-        <w:r>
-          <w:rPr>
-            <w:lang w:val="id_ID" w:bidi="id_ID"/>
-          </w:rPr>
-          <w:rPr>
-            <w:color w:val="0000EE"/>
-            <w:u w:val="single"/>
-          </w:rPr>
-          <w:t>5:5</w:t>
-        </w:r>
-      </w:hyperlink>
+      <w:r>
+        <w:rPr>
+          <w:lang w:val="id_ID" w:bidi="id_ID"/>
+        </w:rPr>
+        <w:t>5:5</w:t>
+      </w:r>
       <w:r>
         <w:rPr>
           <w:lang w:val="id_ID" w:bidi="id_ID"/>
         </w:rPr>
         <w:t xml:space="preserve">; </w:t>
       </w:r>
-      <w:hyperlink r:id="rId29">
-        <w:r>
-          <w:rPr>
-            <w:lang w:val="id_ID" w:bidi="id_ID"/>
-          </w:rPr>
-          <w:rPr>
-            <w:color w:val="0000EE"/>
-            <w:u w:val="single"/>
-          </w:rPr>
-          <w:t>1Yoh. 1:5–10</w:t>
-        </w:r>
-      </w:hyperlink>
+      <w:r>
+        <w:rPr>
+          <w:lang w:val="id_ID" w:bidi="id_ID"/>
+        </w:rPr>
+        <w:t>1Yoh. 1:5–10</w:t>
+      </w:r>
       <w:r>
         <w:rPr>
           <w:lang w:val="id_ID" w:bidi="id_ID"/>
         </w:rPr>
         <w:t xml:space="preserve">; </w:t>
       </w:r>
-      <w:hyperlink r:id="rId30">
-        <w:r>
-          <w:rPr>
-            <w:lang w:val="id_ID" w:bidi="id_ID"/>
-          </w:rPr>
-          <w:rPr>
-            <w:color w:val="0000EE"/>
-            <w:u w:val="single"/>
-          </w:rPr>
-          <w:t>Why. 21:8</w:t>
-        </w:r>
-      </w:hyperlink>
+      <w:r>
+        <w:rPr>
+          <w:lang w:val="id_ID" w:bidi="id_ID"/>
+        </w:rPr>
+        <w:t>Why. 21:8</w:t>
+      </w:r>
       <w:r>
         <w:rPr>
           <w:lang w:val="id_ID" w:bidi="id_ID"/>
         </w:rPr>
         <w:t>). Yesus menjanjikan berkat dan upah kepada mereka yang menaati kehendak Allah (</w:t>
       </w:r>
-      <w:hyperlink r:id="rId31">
-        <w:r>
-          <w:rPr>
-            <w:lang w:val="id_ID" w:bidi="id_ID"/>
-          </w:rPr>
-          <w:rPr>
-            <w:color w:val="0000EE"/>
-            <w:u w:val="single"/>
-          </w:rPr>
-          <w:t>Mat. 5:3–12</w:t>
-        </w:r>
-      </w:hyperlink>
+      <w:r>
+        <w:rPr>
+          <w:lang w:val="id_ID" w:bidi="id_ID"/>
+        </w:rPr>
+        <w:t>Mat. 5:3–12</w:t>
+      </w:r>
       <w:r>
         <w:rPr>
           <w:lang w:val="id_ID" w:bidi="id_ID"/>
         </w:rPr>
         <w:t>). Oleh karena itu, kebenaran diperlukan bagi mereka yang ingin "masuk ke dalam Kerajaan Sorga" (</w:t>
       </w:r>
-      <w:hyperlink r:id="rId32">
-        <w:r>
-          <w:rPr>
-            <w:lang w:val="id_ID" w:bidi="id_ID"/>
-          </w:rPr>
-          <w:rPr>
-            <w:color w:val="0000EE"/>
-            <w:u w:val="single"/>
-          </w:rPr>
-          <w:t>Mat. 5:20–48</w:t>
-        </w:r>
-      </w:hyperlink>
+      <w:r>
+        <w:rPr>
+          <w:lang w:val="id_ID" w:bidi="id_ID"/>
+        </w:rPr>
+        <w:t>Mat. 5:20–48</w:t>
+      </w:r>
       <w:r>
         <w:rPr>
           <w:lang w:val="id_ID" w:bidi="id_ID"/>
         </w:rPr>
         <w:t xml:space="preserve">; </w:t>
       </w:r>
-      <w:hyperlink r:id="rId33">
-        <w:r>
-          <w:rPr>
-            <w:lang w:val="id_ID" w:bidi="id_ID"/>
-          </w:rPr>
-          <w:rPr>
-            <w:color w:val="0000EE"/>
-            <w:u w:val="single"/>
-          </w:rPr>
-          <w:t>7:21</w:t>
-        </w:r>
-      </w:hyperlink>
+      <w:r>
+        <w:rPr>
+          <w:lang w:val="id_ID" w:bidi="id_ID"/>
+        </w:rPr>
+        <w:t>7:21</w:t>
+      </w:r>
       <w:r>
         <w:rPr>
           <w:lang w:val="id_ID" w:bidi="id_ID"/>
         </w:rPr>
         <w:t xml:space="preserve">; </w:t>
       </w:r>
-      <w:hyperlink r:id="rId34">
-        <w:r>
-          <w:rPr>
-            <w:lang w:val="id_ID" w:bidi="id_ID"/>
-          </w:rPr>
-          <w:rPr>
-            <w:color w:val="0000EE"/>
-            <w:u w:val="single"/>
-          </w:rPr>
-          <w:t>22:11–14</w:t>
-        </w:r>
-      </w:hyperlink>
+      <w:r>
+        <w:rPr>
+          <w:lang w:val="id_ID" w:bidi="id_ID"/>
+        </w:rPr>
+        <w:t>22:11–14</w:t>
+      </w:r>
       <w:r>
         <w:rPr>
           <w:lang w:val="id_ID" w:bidi="id_ID"/>
         </w:rPr>
         <w:t xml:space="preserve">; </w:t>
       </w:r>
-      <w:hyperlink r:id="rId35">
-        <w:r>
-          <w:rPr>
-            <w:lang w:val="id_ID" w:bidi="id_ID"/>
-          </w:rPr>
-          <w:rPr>
-            <w:color w:val="0000EE"/>
-            <w:u w:val="single"/>
-          </w:rPr>
-          <w:t>23:3</w:t>
-        </w:r>
-      </w:hyperlink>
+      <w:r>
+        <w:rPr>
+          <w:lang w:val="id_ID" w:bidi="id_ID"/>
+        </w:rPr>
+        <w:t>23:3</w:t>
+      </w:r>
       <w:r>
         <w:rPr>
           <w:lang w:val="id_ID" w:bidi="id_ID"/>
         </w:rPr>
         <w:t>). Iman yang tidak menghasilkan perbuatan bukanlah iman yang menyelamatkan (</w:t>
       </w:r>
-      <w:hyperlink r:id="rId36">
-        <w:r>
-          <w:rPr>
-            <w:lang w:val="id_ID" w:bidi="id_ID"/>
-          </w:rPr>
-          <w:rPr>
-            <w:color w:val="0000EE"/>
-            <w:u w:val="single"/>
-          </w:rPr>
-          <w:t>Yak. 2:14–26</w:t>
-        </w:r>
-      </w:hyperlink>
+      <w:r>
+        <w:rPr>
+          <w:lang w:val="id_ID" w:bidi="id_ID"/>
+        </w:rPr>
+        <w:t>Yak. 2:14–26</w:t>
+      </w:r>
       <w:r>
         <w:rPr>
           <w:lang w:val="id_ID" w:bidi="id_ID"/>
@@ -707,162 +563,108 @@
         </w:rPr>
         <w:t>Rasul Yakobus menekankan kesetiaan kepada Allah dan berpendapat bahwa melakukan perbuatan baik adalah bukti dari iman (</w:t>
       </w:r>
-      <w:hyperlink r:id="rId36">
-        <w:r>
-          <w:rPr>
-            <w:lang w:val="id_ID" w:bidi="id_ID"/>
-          </w:rPr>
-          <w:rPr>
-            <w:color w:val="0000EE"/>
-            <w:u w:val="single"/>
-          </w:rPr>
-          <w:t>Yak. 2:14–26</w:t>
-        </w:r>
-      </w:hyperlink>
+      <w:r>
+        <w:rPr>
+          <w:lang w:val="id_ID" w:bidi="id_ID"/>
+        </w:rPr>
+        <w:t>Yak. 2:14–26</w:t>
+      </w:r>
       <w:r>
         <w:rPr>
           <w:lang w:val="id_ID" w:bidi="id_ID"/>
         </w:rPr>
         <w:t>). Hubungan dengan Allah tidak dapat hanya bergantung pada pengakuan akan suatu pernyataan yang benar (</w:t>
       </w:r>
-      <w:hyperlink r:id="rId37">
-        <w:r>
-          <w:rPr>
-            <w:lang w:val="id_ID" w:bidi="id_ID"/>
-          </w:rPr>
-          <w:rPr>
-            <w:color w:val="0000EE"/>
-            <w:u w:val="single"/>
-          </w:rPr>
-          <w:t>Yak. 2:19</w:t>
-        </w:r>
-      </w:hyperlink>
+      <w:r>
+        <w:rPr>
+          <w:lang w:val="id_ID" w:bidi="id_ID"/>
+        </w:rPr>
+        <w:t>Yak. 2:19</w:t>
+      </w:r>
       <w:r>
         <w:rPr>
           <w:lang w:val="id_ID" w:bidi="id_ID"/>
         </w:rPr>
         <w:t>). Iman yang sejati menghasilkan perbuatan (</w:t>
       </w:r>
-      <w:hyperlink r:id="rId38">
-        <w:r>
-          <w:rPr>
-            <w:lang w:val="id_ID" w:bidi="id_ID"/>
-          </w:rPr>
-          <w:rPr>
-            <w:color w:val="0000EE"/>
-            <w:u w:val="single"/>
-          </w:rPr>
-          <w:t>Yak. 1:22–25</w:t>
-        </w:r>
-      </w:hyperlink>
+      <w:r>
+        <w:rPr>
+          <w:lang w:val="id_ID" w:bidi="id_ID"/>
+        </w:rPr>
+        <w:t>Yak. 1:22–25</w:t>
+      </w:r>
       <w:r>
         <w:rPr>
           <w:lang w:val="id_ID" w:bidi="id_ID"/>
         </w:rPr>
         <w:t xml:space="preserve">; </w:t>
       </w:r>
-      <w:hyperlink r:id="rId39">
-        <w:r>
-          <w:rPr>
-            <w:lang w:val="id_ID" w:bidi="id_ID"/>
-          </w:rPr>
-          <w:rPr>
-            <w:color w:val="0000EE"/>
-            <w:u w:val="single"/>
-          </w:rPr>
-          <w:t>2:14</w:t>
-        </w:r>
-      </w:hyperlink>
+      <w:r>
+        <w:rPr>
+          <w:lang w:val="id_ID" w:bidi="id_ID"/>
+        </w:rPr>
+        <w:t>2:14</w:t>
+      </w:r>
       <w:r>
         <w:rPr>
           <w:lang w:val="id_ID" w:bidi="id_ID"/>
         </w:rPr>
         <w:t>). Perbuatan yang setia meneladani Allah, yang dengan murah hati memberikan karunia yang baik (</w:t>
       </w:r>
-      <w:hyperlink r:id="rId40">
-        <w:r>
-          <w:rPr>
-            <w:lang w:val="id_ID" w:bidi="id_ID"/>
-          </w:rPr>
-          <w:rPr>
-            <w:color w:val="0000EE"/>
-            <w:u w:val="single"/>
-          </w:rPr>
-          <w:t>Yak. 1:5</w:t>
-        </w:r>
-      </w:hyperlink>
+      <w:r>
+        <w:rPr>
+          <w:lang w:val="id_ID" w:bidi="id_ID"/>
+        </w:rPr>
+        <w:t>Yak. 1:5</w:t>
+      </w:r>
       <w:r>
         <w:rPr>
           <w:lang w:val="id_ID" w:bidi="id_ID"/>
         </w:rPr>
         <w:t xml:space="preserve">, </w:t>
       </w:r>
-      <w:hyperlink r:id="rId41">
-        <w:r>
-          <w:rPr>
-            <w:lang w:val="id_ID" w:bidi="id_ID"/>
-          </w:rPr>
-          <w:rPr>
-            <w:color w:val="0000EE"/>
-            <w:u w:val="single"/>
-          </w:rPr>
-          <w:t>17</w:t>
-        </w:r>
-      </w:hyperlink>
+      <w:r>
+        <w:rPr>
+          <w:lang w:val="id_ID" w:bidi="id_ID"/>
+        </w:rPr>
+        <w:t>17</w:t>
+      </w:r>
       <w:r>
         <w:rPr>
           <w:lang w:val="id_ID" w:bidi="id_ID"/>
         </w:rPr>
         <w:t xml:space="preserve">; </w:t>
       </w:r>
-      <w:hyperlink r:id="rId42">
-        <w:r>
-          <w:rPr>
-            <w:lang w:val="id_ID" w:bidi="id_ID"/>
-          </w:rPr>
-          <w:rPr>
-            <w:color w:val="0000EE"/>
-            <w:u w:val="single"/>
-          </w:rPr>
-          <w:t>4:6</w:t>
-        </w:r>
-      </w:hyperlink>
+      <w:r>
+        <w:rPr>
+          <w:lang w:val="id_ID" w:bidi="id_ID"/>
+        </w:rPr>
+        <w:t>4:6</w:t>
+      </w:r>
       <w:r>
         <w:rPr>
           <w:lang w:val="id_ID" w:bidi="id_ID"/>
         </w:rPr>
         <w:t>). Iman dan perbuatan baik tidak dapat dipisahkan. Seperti Abraham, perbuatan baik menunjukkan bahwa seseorang memiliki iman yang penuh dan dibenarkan di hadapan Allah (</w:t>
       </w:r>
-      <w:hyperlink r:id="rId43">
-        <w:r>
-          <w:rPr>
-            <w:lang w:val="id_ID" w:bidi="id_ID"/>
-          </w:rPr>
-          <w:rPr>
-            <w:color w:val="0000EE"/>
-            <w:u w:val="single"/>
-          </w:rPr>
-          <w:t>Yak. 2:23</w:t>
-        </w:r>
-      </w:hyperlink>
+      <w:r>
+        <w:rPr>
+          <w:lang w:val="id_ID" w:bidi="id_ID"/>
+        </w:rPr>
+        <w:t>Yak. 2:23</w:t>
+      </w:r>
       <w:r>
         <w:rPr>
           <w:lang w:val="id_ID" w:bidi="id_ID"/>
         </w:rPr>
         <w:t xml:space="preserve">; lihat </w:t>
       </w:r>
-      <w:hyperlink r:id="rId44">
-        <w:r>
-          <w:rPr>
-            <w:lang w:val="id_ID" w:bidi="id_ID"/>
-          </w:rPr>
-          <w:rPr>
-            <w:color w:val="0000EE"/>
-            <w:u w:val="single"/>
-          </w:rPr>
-          <w:t>Kej. 15:6</w:t>
-        </w:r>
-      </w:hyperlink>
+      <w:r>
+        <w:rPr>
+          <w:lang w:val="id_ID" w:bidi="id_ID"/>
+        </w:rPr>
+        <w:t>Kej. 15:6</w:t>
+      </w:r>
       <w:r>
         <w:rPr>
           <w:lang w:val="id_ID" w:bidi="id_ID"/>
@@ -883,108 +685,72 @@
         </w:rPr>
         <w:t xml:space="preserve">Yesus mengajarkan dan menunjukkan bahwa iman mencakup melakukan perbuatan baik (lihat </w:t>
       </w:r>
-      <w:hyperlink r:id="rId45">
-        <w:r>
-          <w:rPr>
-            <w:lang w:val="id_ID" w:bidi="id_ID"/>
-          </w:rPr>
-          <w:rPr>
-            <w:color w:val="0000EE"/>
-            <w:u w:val="single"/>
-          </w:rPr>
-          <w:t>Mat. 5:13–16</w:t>
-        </w:r>
-      </w:hyperlink>
+      <w:r>
+        <w:rPr>
+          <w:lang w:val="id_ID" w:bidi="id_ID"/>
+        </w:rPr>
+        <w:t>Mat. 5:13–16</w:t>
+      </w:r>
       <w:r>
         <w:rPr>
           <w:lang w:val="id_ID" w:bidi="id_ID"/>
         </w:rPr>
         <w:t>). Paulus juga menekankan pentingnya perbuatan baik (</w:t>
       </w:r>
-      <w:hyperlink r:id="rId46">
-        <w:r>
-          <w:rPr>
-            <w:lang w:val="id_ID" w:bidi="id_ID"/>
-          </w:rPr>
-          <w:rPr>
-            <w:color w:val="0000EE"/>
-            <w:u w:val="single"/>
-          </w:rPr>
-          <w:t>Rm. 2:6</w:t>
-        </w:r>
-      </w:hyperlink>
+      <w:r>
+        <w:rPr>
+          <w:lang w:val="id_ID" w:bidi="id_ID"/>
+        </w:rPr>
+        <w:t>Rm. 2:6</w:t>
+      </w:r>
       <w:r>
         <w:rPr>
           <w:lang w:val="id_ID" w:bidi="id_ID"/>
         </w:rPr>
         <w:t xml:space="preserve">; </w:t>
       </w:r>
-      <w:hyperlink r:id="rId47">
-        <w:r>
-          <w:rPr>
-            <w:lang w:val="id_ID" w:bidi="id_ID"/>
-          </w:rPr>
-          <w:rPr>
-            <w:color w:val="0000EE"/>
-            <w:u w:val="single"/>
-          </w:rPr>
-          <w:t>Gal. 6:5–10</w:t>
-        </w:r>
-      </w:hyperlink>
+      <w:r>
+        <w:rPr>
+          <w:lang w:val="id_ID" w:bidi="id_ID"/>
+        </w:rPr>
+        <w:t>Gal. 6:5–10</w:t>
+      </w:r>
       <w:r>
         <w:rPr>
           <w:lang w:val="id_ID" w:bidi="id_ID"/>
         </w:rPr>
         <w:t xml:space="preserve">; </w:t>
       </w:r>
-      <w:hyperlink r:id="rId27">
-        <w:r>
-          <w:rPr>
-            <w:lang w:val="id_ID" w:bidi="id_ID"/>
-          </w:rPr>
-          <w:rPr>
-            <w:color w:val="0000EE"/>
-            <w:u w:val="single"/>
-          </w:rPr>
-          <w:t>Ef. 2:10</w:t>
-        </w:r>
-      </w:hyperlink>
+      <w:r>
+        <w:rPr>
+          <w:lang w:val="id_ID" w:bidi="id_ID"/>
+        </w:rPr>
+        <w:t>Ef. 2:10</w:t>
+      </w:r>
       <w:r>
         <w:rPr>
           <w:lang w:val="id_ID" w:bidi="id_ID"/>
         </w:rPr>
         <w:t xml:space="preserve">; </w:t>
       </w:r>
-      <w:hyperlink r:id="rId48">
-        <w:r>
-          <w:rPr>
-            <w:lang w:val="id_ID" w:bidi="id_ID"/>
-          </w:rPr>
-          <w:rPr>
-            <w:color w:val="0000EE"/>
-            <w:u w:val="single"/>
-          </w:rPr>
-          <w:t>Flp. 2:12–13</w:t>
-        </w:r>
-      </w:hyperlink>
+      <w:r>
+        <w:rPr>
+          <w:lang w:val="id_ID" w:bidi="id_ID"/>
+        </w:rPr>
+        <w:t>Flp. 2:12–13</w:t>
+      </w:r>
       <w:r>
         <w:rPr>
           <w:lang w:val="id_ID" w:bidi="id_ID"/>
         </w:rPr>
         <w:t xml:space="preserve">; </w:t>
       </w:r>
-      <w:hyperlink r:id="rId49">
-        <w:r>
-          <w:rPr>
-            <w:lang w:val="id_ID" w:bidi="id_ID"/>
-          </w:rPr>
-          <w:rPr>
-            <w:color w:val="0000EE"/>
-            <w:u w:val="single"/>
-          </w:rPr>
-          <w:t>1Tes. 1:3</w:t>
-        </w:r>
-      </w:hyperlink>
+      <w:r>
+        <w:rPr>
+          <w:lang w:val="id_ID" w:bidi="id_ID"/>
+        </w:rPr>
+        <w:t>1Tes. 1:3</w:t>
+      </w:r>
       <w:r>
         <w:rPr>
           <w:lang w:val="id_ID" w:bidi="id_ID"/>
@@ -1023,18 +789,12 @@
         </w:rPr>
         <w:t>Merawat yatim piatu dan janda (</w:t>
       </w:r>
-      <w:hyperlink r:id="rId50">
-        <w:r>
-          <w:rPr>
-            <w:lang w:val="id_ID" w:bidi="id_ID"/>
-          </w:rPr>
-          <w:rPr>
-            <w:color w:val="0000EE"/>
-            <w:u w:val="single"/>
-          </w:rPr>
-          <w:t>Yak. 1:27</w:t>
-        </w:r>
-      </w:hyperlink>
+      <w:r>
+        <w:rPr>
+          <w:lang w:val="id_ID" w:bidi="id_ID"/>
+        </w:rPr>
+        <w:t>Yak. 1:27</w:t>
+      </w:r>
       <w:r>
         <w:rPr>
           <w:lang w:val="id_ID" w:bidi="id_ID"/>
@@ -1059,18 +819,12 @@
         </w:rPr>
         <w:t>Tidak memihak kepada orang kaya (</w:t>
       </w:r>
-      <w:hyperlink r:id="rId51">
-        <w:r>
-          <w:rPr>
-            <w:lang w:val="id_ID" w:bidi="id_ID"/>
-          </w:rPr>
-          <w:rPr>
-            <w:color w:val="0000EE"/>
-            <w:u w:val="single"/>
-          </w:rPr>
-          <w:t>Yak. 2:1–7</w:t>
-        </w:r>
-      </w:hyperlink>
+      <w:r>
+        <w:rPr>
+          <w:lang w:val="id_ID" w:bidi="id_ID"/>
+        </w:rPr>
+        <w:t>Yak. 2:1–7</w:t>
+      </w:r>
       <w:r>
         <w:rPr>
           <w:lang w:val="id_ID" w:bidi="id_ID"/>
@@ -1095,18 +849,12 @@
         </w:rPr>
         <w:t>Menyediakan makanan dan pakaian untuk orang miskin (</w:t>
       </w:r>
-      <w:hyperlink r:id="rId52">
-        <w:r>
-          <w:rPr>
-            <w:lang w:val="id_ID" w:bidi="id_ID"/>
-          </w:rPr>
-          <w:rPr>
-            <w:color w:val="0000EE"/>
-            <w:u w:val="single"/>
-          </w:rPr>
-          <w:t>Yak. 2:15–17</w:t>
-        </w:r>
-      </w:hyperlink>
+      <w:r>
+        <w:rPr>
+          <w:lang w:val="id_ID" w:bidi="id_ID"/>
+        </w:rPr>
+        <w:t>Yak. 2:15–17</w:t>
+      </w:r>
       <w:r>
         <w:rPr>
           <w:lang w:val="id_ID" w:bidi="id_ID"/>
@@ -1131,18 +879,12 @@
         </w:rPr>
         <w:t>Mengendalikan perkataan (</w:t>
       </w:r>
-      <w:hyperlink r:id="rId53">
-        <w:r>
-          <w:rPr>
-            <w:lang w:val="id_ID" w:bidi="id_ID"/>
-          </w:rPr>
-          <w:rPr>
-            <w:color w:val="0000EE"/>
-            <w:u w:val="single"/>
-          </w:rPr>
-          <w:t>Yak. 3:1–12</w:t>
-        </w:r>
-      </w:hyperlink>
+      <w:r>
+        <w:rPr>
+          <w:lang w:val="id_ID" w:bidi="id_ID"/>
+        </w:rPr>
+        <w:t>Yak. 3:1–12</w:t>
+      </w:r>
       <w:r>
         <w:rPr>
           <w:lang w:val="id_ID" w:bidi="id_ID"/>
@@ -1167,18 +909,12 @@
         </w:rPr>
         <w:t>Mendorong terciptanya damai sejahtera (</w:t>
       </w:r>
-      <w:hyperlink r:id="rId54">
-        <w:r>
-          <w:rPr>
-            <w:lang w:val="id_ID" w:bidi="id_ID"/>
-          </w:rPr>
-          <w:rPr>
-            <w:color w:val="0000EE"/>
-            <w:u w:val="single"/>
-          </w:rPr>
-          <w:t>Yak. 3:17–18</w:t>
-        </w:r>
-      </w:hyperlink>
+      <w:r>
+        <w:rPr>
+          <w:lang w:val="id_ID" w:bidi="id_ID"/>
+        </w:rPr>
+        <w:t>Yak. 3:17–18</w:t>
+      </w:r>
       <w:r>
         <w:rPr>
           <w:lang w:val="id_ID" w:bidi="id_ID"/>
@@ -1203,18 +939,12 @@
         </w:rPr>
         <w:t>Tidak menghakimi orang lain (</w:t>
       </w:r>
-      <w:hyperlink r:id="rId55">
-        <w:r>
-          <w:rPr>
-            <w:lang w:val="id_ID" w:bidi="id_ID"/>
-          </w:rPr>
-          <w:rPr>
-            <w:color w:val="0000EE"/>
-            <w:u w:val="single"/>
-          </w:rPr>
-          <w:t>Yak. 4:11–12</w:t>
-        </w:r>
-      </w:hyperlink>
+      <w:r>
+        <w:rPr>
+          <w:lang w:val="id_ID" w:bidi="id_ID"/>
+        </w:rPr>
+        <w:t>Yak. 4:11–12</w:t>
+      </w:r>
       <w:r>
         <w:rPr>
           <w:lang w:val="id_ID" w:bidi="id_ID"/>
@@ -1247,18 +977,12 @@
         </w:rPr>
         <w:t>" (</w:t>
       </w:r>
-      <w:hyperlink r:id="rId25">
-        <w:r>
-          <w:rPr>
-            <w:lang w:val="id_ID" w:bidi="id_ID"/>
-          </w:rPr>
-          <w:rPr>
-            <w:color w:val="0000EE"/>
-            <w:u w:val="single"/>
-          </w:rPr>
-          <w:t>Gal. 5:6</w:t>
-        </w:r>
-      </w:hyperlink>
+      <w:r>
+        <w:rPr>
+          <w:lang w:val="id_ID" w:bidi="id_ID"/>
+        </w:rPr>
+        <w:t>Gal. 5:6</w:t>
+      </w:r>
       <w:r>
         <w:rPr>
           <w:lang w:val="id_ID" w:bidi="id_ID"/>
@@ -1288,540 +1012,360 @@
           <w:lang w:val="id_ID" w:bidi="id_ID"/>
         </w:rPr>
       </w:r>
-      <w:hyperlink r:id="rId56">
-        <w:r>
-          <w:rPr>
-            <w:lang w:val="id_ID" w:bidi="id_ID"/>
-          </w:rPr>
-          <w:rPr>
-            <w:color w:val="0000EE"/>
-            <w:u w:val="single"/>
-          </w:rPr>
-          <w:t>Kej. 17:1</w:t>
-        </w:r>
-      </w:hyperlink>
+      <w:r>
+        <w:rPr>
+          <w:lang w:val="id_ID" w:bidi="id_ID"/>
+        </w:rPr>
+        <w:t>Kej. 17:1</w:t>
+      </w:r>
       <w:r>
         <w:rPr>
           <w:lang w:val="id_ID" w:bidi="id_ID"/>
         </w:rPr>
         <w:t xml:space="preserve">; </w:t>
       </w:r>
-      <w:hyperlink r:id="rId57">
-        <w:r>
-          <w:rPr>
-            <w:lang w:val="id_ID" w:bidi="id_ID"/>
-          </w:rPr>
-          <w:rPr>
-            <w:color w:val="0000EE"/>
-            <w:u w:val="single"/>
-          </w:rPr>
-          <w:t>22:1–19</w:t>
-        </w:r>
-      </w:hyperlink>
+      <w:r>
+        <w:rPr>
+          <w:lang w:val="id_ID" w:bidi="id_ID"/>
+        </w:rPr>
+        <w:t>22:1–19</w:t>
+      </w:r>
       <w:r>
         <w:rPr>
           <w:lang w:val="id_ID" w:bidi="id_ID"/>
         </w:rPr>
         <w:t xml:space="preserve">; </w:t>
       </w:r>
-      <w:hyperlink r:id="rId58">
-        <w:r>
-          <w:rPr>
-            <w:lang w:val="id_ID" w:bidi="id_ID"/>
-          </w:rPr>
-          <w:rPr>
-            <w:color w:val="0000EE"/>
-            <w:u w:val="single"/>
-          </w:rPr>
-          <w:t>Im. 22:31</w:t>
-        </w:r>
-      </w:hyperlink>
+      <w:r>
+        <w:rPr>
+          <w:lang w:val="id_ID" w:bidi="id_ID"/>
+        </w:rPr>
+        <w:t>Im. 22:31</w:t>
+      </w:r>
       <w:r>
         <w:rPr>
           <w:lang w:val="id_ID" w:bidi="id_ID"/>
         </w:rPr>
         <w:t xml:space="preserve">; </w:t>
       </w:r>
-      <w:hyperlink r:id="rId59">
-        <w:r>
-          <w:rPr>
-            <w:lang w:val="id_ID" w:bidi="id_ID"/>
-          </w:rPr>
-          <w:rPr>
-            <w:color w:val="0000EE"/>
-            <w:u w:val="single"/>
-          </w:rPr>
-          <w:t>Hab. 2:4</w:t>
-        </w:r>
-      </w:hyperlink>
+      <w:r>
+        <w:rPr>
+          <w:lang w:val="id_ID" w:bidi="id_ID"/>
+        </w:rPr>
+        <w:t>Hab. 2:4</w:t>
+      </w:r>
       <w:r>
         <w:rPr>
           <w:lang w:val="id_ID" w:bidi="id_ID"/>
         </w:rPr>
         <w:t xml:space="preserve">; </w:t>
       </w:r>
-      <w:hyperlink r:id="rId21">
-        <w:r>
-          <w:rPr>
-            <w:lang w:val="id_ID" w:bidi="id_ID"/>
-          </w:rPr>
-          <w:rPr>
-            <w:color w:val="0000EE"/>
-            <w:u w:val="single"/>
-          </w:rPr>
-          <w:t>Mat. 3:2</w:t>
-        </w:r>
-      </w:hyperlink>
+      <w:r>
+        <w:rPr>
+          <w:lang w:val="id_ID" w:bidi="id_ID"/>
+        </w:rPr>
+        <w:t>Mat. 3:2</w:t>
+      </w:r>
       <w:r>
         <w:rPr>
           <w:lang w:val="id_ID" w:bidi="id_ID"/>
         </w:rPr>
         <w:t xml:space="preserve">, </w:t>
       </w:r>
-      <w:hyperlink r:id="rId22">
-        <w:r>
-          <w:rPr>
-            <w:lang w:val="id_ID" w:bidi="id_ID"/>
-          </w:rPr>
-          <w:rPr>
-            <w:color w:val="0000EE"/>
-            <w:u w:val="single"/>
-          </w:rPr>
-          <w:t>8–10</w:t>
-        </w:r>
-      </w:hyperlink>
+      <w:r>
+        <w:rPr>
+          <w:lang w:val="id_ID" w:bidi="id_ID"/>
+        </w:rPr>
+        <w:t>8–10</w:t>
+      </w:r>
       <w:r>
         <w:rPr>
           <w:lang w:val="id_ID" w:bidi="id_ID"/>
         </w:rPr>
         <w:t xml:space="preserve">; </w:t>
       </w:r>
-      <w:hyperlink r:id="rId20">
-        <w:r>
-          <w:rPr>
-            <w:lang w:val="id_ID" w:bidi="id_ID"/>
-          </w:rPr>
-          <w:rPr>
-            <w:color w:val="0000EE"/>
-            <w:u w:val="single"/>
-          </w:rPr>
-          <w:t>4:17</w:t>
-        </w:r>
-      </w:hyperlink>
+      <w:r>
+        <w:rPr>
+          <w:lang w:val="id_ID" w:bidi="id_ID"/>
+        </w:rPr>
+        <w:t>4:17</w:t>
+      </w:r>
       <w:r>
         <w:rPr>
           <w:lang w:val="id_ID" w:bidi="id_ID"/>
         </w:rPr>
         <w:t xml:space="preserve">; </w:t>
       </w:r>
-      <w:hyperlink r:id="rId31">
-        <w:r>
-          <w:rPr>
-            <w:lang w:val="id_ID" w:bidi="id_ID"/>
-          </w:rPr>
-          <w:rPr>
-            <w:color w:val="0000EE"/>
-            <w:u w:val="single"/>
-          </w:rPr>
-          <w:t>5:3–12</w:t>
-        </w:r>
-      </w:hyperlink>
+      <w:r>
+        <w:rPr>
+          <w:lang w:val="id_ID" w:bidi="id_ID"/>
+        </w:rPr>
+        <w:t>5:3–12</w:t>
+      </w:r>
       <w:r>
         <w:rPr>
           <w:lang w:val="id_ID" w:bidi="id_ID"/>
         </w:rPr>
         <w:t xml:space="preserve">, </w:t>
       </w:r>
-      <w:hyperlink r:id="rId32">
-        <w:r>
-          <w:rPr>
-            <w:lang w:val="id_ID" w:bidi="id_ID"/>
-          </w:rPr>
-          <w:rPr>
-            <w:color w:val="0000EE"/>
-            <w:u w:val="single"/>
-          </w:rPr>
-          <w:t>20–48</w:t>
-        </w:r>
-      </w:hyperlink>
+      <w:r>
+        <w:rPr>
+          <w:lang w:val="id_ID" w:bidi="id_ID"/>
+        </w:rPr>
+        <w:t>20–48</w:t>
+      </w:r>
       <w:r>
         <w:rPr>
           <w:lang w:val="id_ID" w:bidi="id_ID"/>
         </w:rPr>
         <w:t xml:space="preserve">; </w:t>
       </w:r>
-      <w:hyperlink r:id="rId16">
-        <w:r>
-          <w:rPr>
-            <w:lang w:val="id_ID" w:bidi="id_ID"/>
-          </w:rPr>
-          <w:rPr>
-            <w:color w:val="0000EE"/>
-            <w:u w:val="single"/>
-          </w:rPr>
-          <w:t>7:13–27</w:t>
-        </w:r>
-      </w:hyperlink>
+      <w:r>
+        <w:rPr>
+          <w:lang w:val="id_ID" w:bidi="id_ID"/>
+        </w:rPr>
+        <w:t>7:13–27</w:t>
+      </w:r>
       <w:r>
         <w:rPr>
           <w:lang w:val="id_ID" w:bidi="id_ID"/>
         </w:rPr>
         <w:t xml:space="preserve">; </w:t>
       </w:r>
-      <w:hyperlink r:id="rId60">
-        <w:r>
-          <w:rPr>
-            <w:lang w:val="id_ID" w:bidi="id_ID"/>
-          </w:rPr>
-          <w:rPr>
-            <w:color w:val="0000EE"/>
-            <w:u w:val="single"/>
-          </w:rPr>
-          <w:t>10:32–33</w:t>
-        </w:r>
-      </w:hyperlink>
+      <w:r>
+        <w:rPr>
+          <w:lang w:val="id_ID" w:bidi="id_ID"/>
+        </w:rPr>
+        <w:t>10:32–33</w:t>
+      </w:r>
       <w:r>
         <w:rPr>
           <w:lang w:val="id_ID" w:bidi="id_ID"/>
         </w:rPr>
         <w:t xml:space="preserve">; </w:t>
       </w:r>
-      <w:hyperlink r:id="rId23">
-        <w:r>
-          <w:rPr>
-            <w:lang w:val="id_ID" w:bidi="id_ID"/>
-          </w:rPr>
-          <w:rPr>
-            <w:color w:val="0000EE"/>
-            <w:u w:val="single"/>
-          </w:rPr>
-          <w:t>11:20–24</w:t>
-        </w:r>
-      </w:hyperlink>
+      <w:r>
+        <w:rPr>
+          <w:lang w:val="id_ID" w:bidi="id_ID"/>
+        </w:rPr>
+        <w:t>11:20–24</w:t>
+      </w:r>
       <w:r>
         <w:rPr>
           <w:lang w:val="id_ID" w:bidi="id_ID"/>
         </w:rPr>
         <w:t xml:space="preserve">; </w:t>
       </w:r>
-      <w:hyperlink r:id="rId61">
-        <w:r>
-          <w:rPr>
-            <w:lang w:val="id_ID" w:bidi="id_ID"/>
-          </w:rPr>
-          <w:rPr>
-            <w:color w:val="0000EE"/>
-            <w:u w:val="single"/>
-          </w:rPr>
-          <w:t>12:33–42</w:t>
-        </w:r>
-      </w:hyperlink>
+      <w:r>
+        <w:rPr>
+          <w:lang w:val="id_ID" w:bidi="id_ID"/>
+        </w:rPr>
+        <w:t>12:33–42</w:t>
+      </w:r>
       <w:r>
         <w:rPr>
           <w:lang w:val="id_ID" w:bidi="id_ID"/>
         </w:rPr>
         <w:t xml:space="preserve">; </w:t>
       </w:r>
-      <w:hyperlink r:id="rId17">
-        <w:r>
-          <w:rPr>
-            <w:lang w:val="id_ID" w:bidi="id_ID"/>
-          </w:rPr>
-          <w:rPr>
-            <w:color w:val="0000EE"/>
-            <w:u w:val="single"/>
-          </w:rPr>
-          <w:t>13:3–9</w:t>
-        </w:r>
-      </w:hyperlink>
+      <w:r>
+        <w:rPr>
+          <w:lang w:val="id_ID" w:bidi="id_ID"/>
+        </w:rPr>
+        <w:t>13:3–9</w:t>
+      </w:r>
       <w:r>
         <w:rPr>
           <w:lang w:val="id_ID" w:bidi="id_ID"/>
         </w:rPr>
         <w:t xml:space="preserve">, </w:t>
       </w:r>
-      <w:hyperlink r:id="rId18">
-        <w:r>
-          <w:rPr>
-            <w:lang w:val="id_ID" w:bidi="id_ID"/>
-          </w:rPr>
-          <w:rPr>
-            <w:color w:val="0000EE"/>
-            <w:u w:val="single"/>
-          </w:rPr>
-          <w:t>18–23</w:t>
-        </w:r>
-      </w:hyperlink>
+      <w:r>
+        <w:rPr>
+          <w:lang w:val="id_ID" w:bidi="id_ID"/>
+        </w:rPr>
+        <w:t>18–23</w:t>
+      </w:r>
       <w:r>
         <w:rPr>
           <w:lang w:val="id_ID" w:bidi="id_ID"/>
         </w:rPr>
         <w:t xml:space="preserve">; </w:t>
       </w:r>
-      <w:hyperlink r:id="rId15">
-        <w:r>
-          <w:rPr>
-            <w:lang w:val="id_ID" w:bidi="id_ID"/>
-          </w:rPr>
-          <w:rPr>
-            <w:color w:val="0000EE"/>
-            <w:u w:val="single"/>
-          </w:rPr>
-          <w:t>15:15–20</w:t>
-        </w:r>
-      </w:hyperlink>
+      <w:r>
+        <w:rPr>
+          <w:lang w:val="id_ID" w:bidi="id_ID"/>
+        </w:rPr>
+        <w:t>15:15–20</w:t>
+      </w:r>
       <w:r>
         <w:rPr>
           <w:lang w:val="id_ID" w:bidi="id_ID"/>
         </w:rPr>
         <w:t xml:space="preserve">; </w:t>
       </w:r>
-      <w:hyperlink r:id="rId19">
-        <w:r>
-          <w:rPr>
-            <w:lang w:val="id_ID" w:bidi="id_ID"/>
-          </w:rPr>
-          <w:rPr>
-            <w:color w:val="0000EE"/>
-            <w:u w:val="single"/>
-          </w:rPr>
-          <w:t>16:27</w:t>
-        </w:r>
-      </w:hyperlink>
+      <w:r>
+        <w:rPr>
+          <w:lang w:val="id_ID" w:bidi="id_ID"/>
+        </w:rPr>
+        <w:t>16:27</w:t>
+      </w:r>
       <w:r>
         <w:rPr>
           <w:lang w:val="id_ID" w:bidi="id_ID"/>
         </w:rPr>
         <w:t xml:space="preserve">; </w:t>
       </w:r>
-      <w:hyperlink r:id="rId62">
-        <w:r>
-          <w:rPr>
-            <w:lang w:val="id_ID" w:bidi="id_ID"/>
-          </w:rPr>
-          <w:rPr>
-            <w:color w:val="0000EE"/>
-            <w:u w:val="single"/>
-          </w:rPr>
-          <w:t>25:31–46</w:t>
-        </w:r>
-      </w:hyperlink>
+      <w:r>
+        <w:rPr>
+          <w:lang w:val="id_ID" w:bidi="id_ID"/>
+        </w:rPr>
+        <w:t>25:31–46</w:t>
+      </w:r>
       <w:r>
         <w:rPr>
           <w:lang w:val="id_ID" w:bidi="id_ID"/>
         </w:rPr>
         <w:t xml:space="preserve">; </w:t>
       </w:r>
-      <w:hyperlink r:id="rId63">
-        <w:r>
-          <w:rPr>
-            <w:lang w:val="id_ID" w:bidi="id_ID"/>
-          </w:rPr>
-          <w:rPr>
-            <w:color w:val="0000EE"/>
-            <w:u w:val="single"/>
-          </w:rPr>
-          <w:t>Yoh. 15:2</w:t>
-        </w:r>
-      </w:hyperlink>
+      <w:r>
+        <w:rPr>
+          <w:lang w:val="id_ID" w:bidi="id_ID"/>
+        </w:rPr>
+        <w:t>Yoh. 15:2</w:t>
+      </w:r>
       <w:r>
         <w:rPr>
           <w:lang w:val="id_ID" w:bidi="id_ID"/>
         </w:rPr>
         <w:t xml:space="preserve">; </w:t>
       </w:r>
-      <w:hyperlink r:id="rId46">
-        <w:r>
-          <w:rPr>
-            <w:lang w:val="id_ID" w:bidi="id_ID"/>
-          </w:rPr>
-          <w:rPr>
-            <w:color w:val="0000EE"/>
-            <w:u w:val="single"/>
-          </w:rPr>
-          <w:t>Rm. 2:6</w:t>
-        </w:r>
-      </w:hyperlink>
+      <w:r>
+        <w:rPr>
+          <w:lang w:val="id_ID" w:bidi="id_ID"/>
+        </w:rPr>
+        <w:t>Rm. 2:6</w:t>
+      </w:r>
       <w:r>
         <w:rPr>
           <w:lang w:val="id_ID" w:bidi="id_ID"/>
         </w:rPr>
         <w:t xml:space="preserve">; </w:t>
       </w:r>
-      <w:hyperlink r:id="rId25">
-        <w:r>
-          <w:rPr>
-            <w:lang w:val="id_ID" w:bidi="id_ID"/>
-          </w:rPr>
-          <w:rPr>
-            <w:color w:val="0000EE"/>
-            <w:u w:val="single"/>
-          </w:rPr>
-          <w:t>Gal. 5:6</w:t>
-        </w:r>
-      </w:hyperlink>
+      <w:r>
+        <w:rPr>
+          <w:lang w:val="id_ID" w:bidi="id_ID"/>
+        </w:rPr>
+        <w:t>Gal. 5:6</w:t>
+      </w:r>
       <w:r>
         <w:rPr>
           <w:lang w:val="id_ID" w:bidi="id_ID"/>
         </w:rPr>
         <w:t xml:space="preserve">, </w:t>
       </w:r>
-      <w:hyperlink r:id="rId64">
-        <w:r>
-          <w:rPr>
-            <w:lang w:val="id_ID" w:bidi="id_ID"/>
-          </w:rPr>
-          <w:rPr>
-            <w:color w:val="0000EE"/>
-            <w:u w:val="single"/>
-          </w:rPr>
-          <w:t>16–26</w:t>
-        </w:r>
-      </w:hyperlink>
+      <w:r>
+        <w:rPr>
+          <w:lang w:val="id_ID" w:bidi="id_ID"/>
+        </w:rPr>
+        <w:t>16–26</w:t>
+      </w:r>
       <w:r>
         <w:rPr>
           <w:lang w:val="id_ID" w:bidi="id_ID"/>
         </w:rPr>
         <w:t xml:space="preserve">; </w:t>
       </w:r>
-      <w:hyperlink r:id="rId47">
-        <w:r>
-          <w:rPr>
-            <w:lang w:val="id_ID" w:bidi="id_ID"/>
-          </w:rPr>
-          <w:rPr>
-            <w:color w:val="0000EE"/>
-            <w:u w:val="single"/>
-          </w:rPr>
-          <w:t>6:5–10</w:t>
-        </w:r>
-      </w:hyperlink>
+      <w:r>
+        <w:rPr>
+          <w:lang w:val="id_ID" w:bidi="id_ID"/>
+        </w:rPr>
+        <w:t>6:5–10</w:t>
+      </w:r>
       <w:r>
         <w:rPr>
           <w:lang w:val="id_ID" w:bidi="id_ID"/>
         </w:rPr>
         <w:t xml:space="preserve">; </w:t>
       </w:r>
-      <w:hyperlink r:id="rId65">
-        <w:r>
-          <w:rPr>
-            <w:lang w:val="id_ID" w:bidi="id_ID"/>
-          </w:rPr>
-          <w:rPr>
-            <w:color w:val="0000EE"/>
-            <w:u w:val="single"/>
-          </w:rPr>
-          <w:t>Ef. 2:8–10</w:t>
-        </w:r>
-      </w:hyperlink>
+      <w:r>
+        <w:rPr>
+          <w:lang w:val="id_ID" w:bidi="id_ID"/>
+        </w:rPr>
+        <w:t>Ef. 2:8–10</w:t>
+      </w:r>
       <w:r>
         <w:rPr>
           <w:lang w:val="id_ID" w:bidi="id_ID"/>
         </w:rPr>
         <w:t xml:space="preserve">; </w:t>
       </w:r>
-      <w:hyperlink r:id="rId66">
-        <w:r>
-          <w:rPr>
-            <w:lang w:val="id_ID" w:bidi="id_ID"/>
-          </w:rPr>
-          <w:rPr>
-            <w:color w:val="0000EE"/>
-            <w:u w:val="single"/>
-          </w:rPr>
-          <w:t>5:3–9</w:t>
-        </w:r>
-      </w:hyperlink>
+      <w:r>
+        <w:rPr>
+          <w:lang w:val="id_ID" w:bidi="id_ID"/>
+        </w:rPr>
+        <w:t>5:3–9</w:t>
+      </w:r>
       <w:r>
         <w:rPr>
           <w:lang w:val="id_ID" w:bidi="id_ID"/>
         </w:rPr>
         <w:t xml:space="preserve">; </w:t>
       </w:r>
-      <w:hyperlink r:id="rId48">
-        <w:r>
-          <w:rPr>
-            <w:lang w:val="id_ID" w:bidi="id_ID"/>
-          </w:rPr>
-          <w:rPr>
-            <w:color w:val="0000EE"/>
-            <w:u w:val="single"/>
-          </w:rPr>
-          <w:t>Flp. 2:12–13</w:t>
-        </w:r>
-      </w:hyperlink>
+      <w:r>
+        <w:rPr>
+          <w:lang w:val="id_ID" w:bidi="id_ID"/>
+        </w:rPr>
+        <w:t>Flp. 2:12–13</w:t>
+      </w:r>
       <w:r>
         <w:rPr>
           <w:lang w:val="id_ID" w:bidi="id_ID"/>
         </w:rPr>
         <w:t xml:space="preserve">; </w:t>
       </w:r>
-      <w:hyperlink r:id="rId67">
-        <w:r>
-          <w:rPr>
-            <w:lang w:val="id_ID" w:bidi="id_ID"/>
-          </w:rPr>
-          <w:rPr>
-            <w:color w:val="0000EE"/>
-            <w:u w:val="single"/>
-          </w:rPr>
-          <w:t>Ibr. 11:1–40</w:t>
-        </w:r>
-      </w:hyperlink>
+      <w:r>
+        <w:rPr>
+          <w:lang w:val="id_ID" w:bidi="id_ID"/>
+        </w:rPr>
+        <w:t>Ibr. 11:1–40</w:t>
+      </w:r>
       <w:r>
         <w:rPr>
           <w:lang w:val="id_ID" w:bidi="id_ID"/>
         </w:rPr>
         <w:t xml:space="preserve">; </w:t>
       </w:r>
-      <w:hyperlink r:id="rId36">
-        <w:r>
-          <w:rPr>
-            <w:lang w:val="id_ID" w:bidi="id_ID"/>
-          </w:rPr>
-          <w:rPr>
-            <w:color w:val="0000EE"/>
-            <w:u w:val="single"/>
-          </w:rPr>
-          <w:t>Yak. 2:14–26</w:t>
-        </w:r>
-      </w:hyperlink>
+      <w:r>
+        <w:rPr>
+          <w:lang w:val="id_ID" w:bidi="id_ID"/>
+        </w:rPr>
+        <w:t>Yak. 2:14–26</w:t>
+      </w:r>
       <w:r>
         <w:rPr>
           <w:lang w:val="id_ID" w:bidi="id_ID"/>
         </w:rPr>
         <w:t xml:space="preserve">; </w:t>
       </w:r>
-      <w:hyperlink r:id="rId29">
-        <w:r>
-          <w:rPr>
-            <w:lang w:val="id_ID" w:bidi="id_ID"/>
-          </w:rPr>
-          <w:rPr>
-            <w:color w:val="0000EE"/>
-            <w:u w:val="single"/>
-          </w:rPr>
-          <w:t>1Yoh. 1:5–10</w:t>
-        </w:r>
-      </w:hyperlink>
+      <w:r>
+        <w:rPr>
+          <w:lang w:val="id_ID" w:bidi="id_ID"/>
+        </w:rPr>
+        <w:t>1Yoh. 1:5–10</w:t>
+      </w:r>
       <w:r>
         <w:rPr>
           <w:lang w:val="id_ID" w:bidi="id_ID"/>
         </w:rPr>
         <w:t xml:space="preserve">; </w:t>
       </w:r>
-      <w:hyperlink r:id="rId68">
-        <w:r>
-          <w:rPr>
-            <w:lang w:val="id_ID" w:bidi="id_ID"/>
-          </w:rPr>
-          <w:rPr>
-            <w:color w:val="0000EE"/>
-            <w:u w:val="single"/>
-          </w:rPr>
-          <w:t>Why. 21:6–8</w:t>
-        </w:r>
-      </w:hyperlink>
+      <w:r>
+        <w:rPr>
+          <w:lang w:val="id_ID" w:bidi="id_ID"/>
+        </w:rPr>
+        <w:t>Why. 21:6–8</w:t>
+      </w:r>
       <w:r>
         <w:rPr>
           <w:lang w:val="id_ID" w:bidi="id_ID"/>
